--- a/Seminario_de_Investigacion/Entrega 1/2. Formato Propuesta Tipo 3 (2).docx
+++ b/Seminario_de_Investigacion/Entrega 1/2. Formato Propuesta Tipo 3 (2).docx
@@ -111,7 +111,7 @@
           <w:lang w:val="es-CO" w:eastAsia="es-CO"/>
         </w:rPr>
         <w:drawing>
-          <wp:inline distT="0" distB="0" distL="0" distR="0" wp14:anchorId="1C151673" wp14:editId="7787C685">
+          <wp:inline distT="0" distB="0" distL="0" distR="0" wp14:anchorId="1C151673" wp14:editId="611BF2DD">
             <wp:extent cx="675906" cy="819432"/>
             <wp:effectExtent l="0" t="0" r="0" b="0"/>
             <wp:docPr id="2" name="Imagen 2" descr="Resultado de imagen para ESCUDO UMNG"/>
@@ -685,8 +685,222 @@
           <w:szCs w:val="24"/>
           <w:lang w:val="es-CO"/>
         </w:rPr>
-        <w:t>Aerogenerador de eje vertical (VAWT) tipo Savonius de geometría variable</w:t>
-      </w:r>
+        <w:t xml:space="preserve">Aerogenerador de eje vertical (VAWT) tipo </w:t>
+      </w:r>
+      <w:proofErr w:type="spellStart"/>
+      <w:r>
+        <w:rPr>
+          <w:rFonts w:cs="Arial"/>
+          <w:szCs w:val="24"/>
+          <w:lang w:val="es-CO"/>
+        </w:rPr>
+        <w:t>Savonius</w:t>
+      </w:r>
+      <w:proofErr w:type="spellEnd"/>
+      <w:r>
+        <w:rPr>
+          <w:rFonts w:cs="Arial"/>
+          <w:szCs w:val="24"/>
+          <w:lang w:val="es-CO"/>
+        </w:rPr>
+        <w:t xml:space="preserve"> de geometrí</w:t>
+      </w:r>
+      <w:r>
+        <w:rPr>
+          <w:rFonts w:cs="Arial"/>
+          <w:szCs w:val="24"/>
+          <w:lang w:val="es-CO"/>
+        </w:rPr>
+        <w:t>a variable para asegurar una velocidad constante a diferentes condiciones de viento</w:t>
+      </w:r>
+    </w:p>
+    <w:p>
+      <w:pPr>
+        <w:tabs>
+          <w:tab w:val="left" w:pos="2552"/>
+        </w:tabs>
+        <w:rPr>
+          <w:rFonts w:cs="Arial"/>
+          <w:szCs w:val="24"/>
+          <w:lang w:val="es-CO"/>
+        </w:rPr>
+      </w:pPr>
+    </w:p>
+    <w:p>
+      <w:pPr>
+        <w:tabs>
+          <w:tab w:val="left" w:pos="2552"/>
+        </w:tabs>
+        <w:rPr>
+          <w:rFonts w:cs="Arial"/>
+          <w:szCs w:val="24"/>
+          <w:lang w:val="es-CO"/>
+        </w:rPr>
+      </w:pPr>
+      <w:r>
+        <w:rPr>
+          <w:noProof/>
+        </w:rPr>
+        <w:drawing>
+          <wp:inline distT="0" distB="0" distL="0" distR="0" wp14:anchorId="6E05329C" wp14:editId="4451A5C9">
+            <wp:extent cx="5612130" cy="3695065"/>
+            <wp:effectExtent l="0" t="0" r="7620" b="635"/>
+            <wp:docPr id="1818306052" name="Imagen 1" descr="Configuration and cross-sectional view of a Savonius wind turbine |  Download Scientific Diagram"/>
+            <wp:cNvGraphicFramePr>
+              <a:graphicFrameLocks xmlns:a="http://schemas.openxmlformats.org/drawingml/2006/main" noChangeAspect="1"/>
+            </wp:cNvGraphicFramePr>
+            <a:graphic xmlns:a="http://schemas.openxmlformats.org/drawingml/2006/main">
+              <a:graphicData uri="http://schemas.openxmlformats.org/drawingml/2006/picture">
+                <pic:pic xmlns:pic="http://schemas.openxmlformats.org/drawingml/2006/picture">
+                  <pic:nvPicPr>
+                    <pic:cNvPr id="0" name="Picture 1" descr="Configuration and cross-sectional view of a Savonius wind turbine |  Download Scientific Diagram"/>
+                    <pic:cNvPicPr>
+                      <a:picLocks noChangeAspect="1" noChangeArrowheads="1"/>
+                    </pic:cNvPicPr>
+                  </pic:nvPicPr>
+                  <pic:blipFill>
+                    <a:blip r:embed="rId6">
+                      <a:extLst>
+                        <a:ext uri="{28A0092B-C50C-407E-A947-70E740481C1C}">
+                          <a14:useLocalDpi xmlns:a14="http://schemas.microsoft.com/office/drawing/2010/main" val="0"/>
+                        </a:ext>
+                      </a:extLst>
+                    </a:blip>
+                    <a:srcRect/>
+                    <a:stretch>
+                      <a:fillRect/>
+                    </a:stretch>
+                  </pic:blipFill>
+                  <pic:spPr bwMode="auto">
+                    <a:xfrm>
+                      <a:off x="0" y="0"/>
+                      <a:ext cx="5612130" cy="3695065"/>
+                    </a:xfrm>
+                    <a:prstGeom prst="rect">
+                      <a:avLst/>
+                    </a:prstGeom>
+                    <a:noFill/>
+                    <a:ln>
+                      <a:noFill/>
+                    </a:ln>
+                  </pic:spPr>
+                </pic:pic>
+              </a:graphicData>
+            </a:graphic>
+          </wp:inline>
+        </w:drawing>
+      </w:r>
+    </w:p>
+    <w:p>
+      <w:pPr>
+        <w:tabs>
+          <w:tab w:val="left" w:pos="2552"/>
+        </w:tabs>
+        <w:rPr>
+          <w:rFonts w:cs="Arial"/>
+          <w:szCs w:val="24"/>
+          <w:lang w:val="es-CO"/>
+        </w:rPr>
+      </w:pPr>
+    </w:p>
+    <w:p>
+      <w:pPr>
+        <w:tabs>
+          <w:tab w:val="left" w:pos="2552"/>
+        </w:tabs>
+        <w:rPr>
+          <w:rFonts w:cs="Arial"/>
+          <w:szCs w:val="24"/>
+          <w:lang w:val="es-CO"/>
+        </w:rPr>
+      </w:pPr>
+    </w:p>
+    <w:p>
+      <w:pPr>
+        <w:tabs>
+          <w:tab w:val="left" w:pos="2552"/>
+        </w:tabs>
+        <w:rPr>
+          <w:rFonts w:cs="Arial"/>
+          <w:szCs w:val="24"/>
+          <w:lang w:val="es-CO"/>
+        </w:rPr>
+      </w:pPr>
+    </w:p>
+    <w:p>
+      <w:pPr>
+        <w:pStyle w:val="Prrafodelista"/>
+        <w:numPr>
+          <w:ilvl w:val="1"/>
+          <w:numId w:val="29"/>
+        </w:numPr>
+        <w:tabs>
+          <w:tab w:val="left" w:pos="2552"/>
+        </w:tabs>
+        <w:rPr>
+          <w:rFonts w:cs="Arial"/>
+          <w:szCs w:val="24"/>
+          <w:lang w:val="es-CO"/>
+        </w:rPr>
+      </w:pPr>
+      <w:r>
+        <w:rPr>
+          <w:rFonts w:cs="Arial"/>
+          <w:szCs w:val="24"/>
+          <w:lang w:val="es-CO"/>
+        </w:rPr>
+        <w:t>Resumen</w:t>
+      </w:r>
+      <w:r>
+        <w:rPr>
+          <w:rFonts w:cs="Arial"/>
+          <w:szCs w:val="24"/>
+          <w:lang w:val="es-CO"/>
+        </w:rPr>
+        <w:t xml:space="preserve"> (tentativo)</w:t>
+      </w:r>
+      <w:r>
+        <w:rPr>
+          <w:rFonts w:cs="Arial"/>
+          <w:szCs w:val="24"/>
+          <w:lang w:val="es-CO"/>
+        </w:rPr>
+        <w:t>:</w:t>
+      </w:r>
+    </w:p>
+    <w:p>
+      <w:pPr>
+        <w:pStyle w:val="Prrafodelista"/>
+        <w:tabs>
+          <w:tab w:val="left" w:pos="2552"/>
+        </w:tabs>
+        <w:ind w:left="405"/>
+        <w:rPr>
+          <w:rFonts w:cs="Arial"/>
+          <w:szCs w:val="24"/>
+          <w:lang w:val="es-CO"/>
+        </w:rPr>
+      </w:pPr>
+      <w:r>
+        <w:rPr>
+          <w:rFonts w:cs="Arial"/>
+          <w:szCs w:val="24"/>
+          <w:lang w:val="es-CO"/>
+        </w:rPr>
+        <w:t>Este trabajo presenta el diseño y la evaluación de un aerogenerador de eje vertical con palas con capacidad de ser ajustadas, desarrollado como una solución novedosa para mejorar el aprovechamiento de la energía eólica en escenarios de generación distribuida y sostenible. En una primera fase se evaluó el rendimiento eléctrico, la estabilidad en velocidad de rotación y el coeficiente de potencia de un prototipo de base. Posteriormente, se realizaron las mejoras de la geometría y del mecanismo de ajuste de las palas orientadas hacia la mejor captación de la energía del viento. Para alcanzar un funcionamiento estable ante las distintas condiciones de operación se implementó un sistema de control que permite abrir la pala de manera dinámica. Finalmente, se pudo validar el rendimiento del aerogenerador de forma experimental mediante la medición de la energía producida, la velocidad de rotación y el coeficiente de potencia, mostrándose el potencial de la propuesta como solución técnica para escenarios de bajas velocidades de viento.</w:t>
+      </w:r>
+    </w:p>
+    <w:p>
+      <w:pPr>
+        <w:tabs>
+          <w:tab w:val="left" w:pos="2552"/>
+        </w:tabs>
+        <w:rPr>
+          <w:rFonts w:cs="Arial"/>
+          <w:szCs w:val="24"/>
+          <w:lang w:val="es-CO"/>
+        </w:rPr>
+      </w:pPr>
     </w:p>
     <w:p>
       <w:pPr>
@@ -720,6 +934,65 @@
     <w:p>
       <w:pPr>
         <w:rPr>
+          <w:lang w:val="es-CO"/>
+        </w:rPr>
+      </w:pPr>
+      <w:r>
+        <w:rPr>
+          <w:lang w:val="es-CO"/>
+        </w:rPr>
+        <w:t>Buscando soluciones eficientes para capturar la energía eólica a bajas velocidades de aire, las generadoras de eje vertical han sido objeto de creciente atención en la investigación científica, estando los rotores Savonius entre los más destacados por su facilidad de construcción y buen comportamiento en lugares urbanos o en situaciones de vientos irregulares y los desarrollos recientes en turbinas de geometría variable</w:t>
+      </w:r>
+      <w:r>
+        <w:rPr>
+          <w:lang w:val="es-CO"/>
+        </w:rPr>
+        <w:t xml:space="preserve"> </w:t>
+      </w:r>
+      <w:r>
+        <w:rPr>
+          <w:lang w:val="es-CO"/>
+        </w:rPr>
+        <w:t>representan nuevas oportunidades en la mejora del aprovechamiento de la energía, aunque en la literatura científica continúan siendo escasos los trabajos que aún combinan los conceptos de los rotores Savonius y mecanismos de ajuste de geometría de las palas, por lo que siguen existiendo justificadas investigaciones experimentales que analicen las eficiencias de estas operando en condiciones controladas y de comparación.</w:t>
+      </w:r>
+    </w:p>
+    <w:p>
+      <w:pPr>
+        <w:rPr>
+          <w:lang w:val="es-CO"/>
+        </w:rPr>
+      </w:pPr>
+    </w:p>
+    <w:p>
+      <w:pPr>
+        <w:rPr>
+          <w:lang w:val="es-CO"/>
+        </w:rPr>
+      </w:pPr>
+      <w:r>
+        <w:rPr>
+          <w:lang w:val="es-CO"/>
+        </w:rPr>
+        <w:t xml:space="preserve">A continuación, se </w:t>
+      </w:r>
+      <w:proofErr w:type="gramStart"/>
+      <w:r>
+        <w:rPr>
+          <w:lang w:val="es-CO"/>
+        </w:rPr>
+        <w:t>mostraran</w:t>
+      </w:r>
+      <w:proofErr w:type="gramEnd"/>
+      <w:r>
+        <w:rPr>
+          <w:lang w:val="es-CO"/>
+        </w:rPr>
+        <w:t xml:space="preserve"> los filtros realizados para obtener algunos documentos referencia que pueden ser relevantes para el desarrollo de este trabajo:</w:t>
+      </w:r>
+    </w:p>
+    <w:p>
+      <w:pPr>
+        <w:rPr>
           <w:rFonts w:cs="Arial"/>
           <w:szCs w:val="24"/>
         </w:rPr>
@@ -742,23 +1015,7 @@
           <w:rFonts w:cs="Arial"/>
           <w:szCs w:val="24"/>
         </w:rPr>
-        <w:t xml:space="preserve">“Vertical axis </w:t>
-      </w:r>
-      <w:proofErr w:type="spellStart"/>
-      <w:r>
-        <w:rPr>
-          <w:rFonts w:cs="Arial"/>
-          <w:szCs w:val="24"/>
-        </w:rPr>
-        <w:t>wind</w:t>
-      </w:r>
-      <w:proofErr w:type="spellEnd"/>
-      <w:r>
-        <w:rPr>
-          <w:rFonts w:cs="Arial"/>
-          <w:szCs w:val="24"/>
-        </w:rPr>
-        <w:t xml:space="preserve"> turbine” = 2378 resultados</w:t>
+        <w:t>“Vertical axis wind turbine” = 2378 resultados</w:t>
       </w:r>
     </w:p>
     <w:p>
@@ -787,23 +1044,7 @@
           <w:rFonts w:cs="Arial"/>
           <w:szCs w:val="24"/>
         </w:rPr>
-        <w:t>“</w:t>
-      </w:r>
-      <w:proofErr w:type="spellStart"/>
-      <w:r>
-        <w:rPr>
-          <w:rFonts w:cs="Arial"/>
-          <w:szCs w:val="24"/>
-        </w:rPr>
-        <w:t>Savonius</w:t>
-      </w:r>
-      <w:proofErr w:type="spellEnd"/>
-      <w:r>
-        <w:rPr>
-          <w:rFonts w:cs="Arial"/>
-          <w:szCs w:val="24"/>
-        </w:rPr>
-        <w:t xml:space="preserve"> rotor” = 550 resultados</w:t>
+        <w:t>“Savonius rotor” = 550 resultados</w:t>
       </w:r>
     </w:p>
     <w:p>
@@ -831,39 +1072,7 @@
           <w:rFonts w:cs="Arial"/>
           <w:szCs w:val="24"/>
         </w:rPr>
-        <w:t xml:space="preserve">“Variable </w:t>
-      </w:r>
-      <w:proofErr w:type="spellStart"/>
-      <w:r>
-        <w:rPr>
-          <w:rFonts w:cs="Arial"/>
-          <w:szCs w:val="24"/>
-        </w:rPr>
-        <w:t>geometry</w:t>
-      </w:r>
-      <w:proofErr w:type="spellEnd"/>
-      <w:r>
-        <w:rPr>
-          <w:rFonts w:cs="Arial"/>
-          <w:szCs w:val="24"/>
-        </w:rPr>
-        <w:t xml:space="preserve"> </w:t>
-      </w:r>
-      <w:proofErr w:type="spellStart"/>
-      <w:r>
-        <w:rPr>
-          <w:rFonts w:cs="Arial"/>
-          <w:szCs w:val="24"/>
-        </w:rPr>
-        <w:t>wind</w:t>
-      </w:r>
-      <w:proofErr w:type="spellEnd"/>
-      <w:r>
-        <w:rPr>
-          <w:rFonts w:cs="Arial"/>
-          <w:szCs w:val="24"/>
-        </w:rPr>
-        <w:t xml:space="preserve"> turbine” = 155 resultados</w:t>
+        <w:t>“Variable geometry wind turbine” = 155 resultados</w:t>
       </w:r>
     </w:p>
     <w:p>
@@ -893,18 +1102,8 @@
           <w:szCs w:val="24"/>
           <w:lang w:val="en-US"/>
         </w:rPr>
-        <w:t xml:space="preserve">("Vertical axis wind turbine" OR "Savonius") AND ("adjustable blades" OR "variable geometry") = 7 </w:t>
-      </w:r>
-      <w:proofErr w:type="spellStart"/>
-      <w:r>
-        <w:rPr>
-          <w:rFonts w:cs="Arial"/>
-          <w:szCs w:val="24"/>
-          <w:lang w:val="en-US"/>
-        </w:rPr>
-        <w:t>resultados</w:t>
-      </w:r>
-      <w:proofErr w:type="spellEnd"/>
+        <w:t>("Vertical axis wind turbine" OR "Savonius") AND ("adjustable blades" OR "variable geometry") = 7 resultados</w:t>
+      </w:r>
     </w:p>
     <w:p>
       <w:pPr>
@@ -943,52 +1142,26 @@
           <w:szCs w:val="24"/>
           <w:lang w:val="en-US"/>
         </w:rPr>
-        <w:t xml:space="preserve"> = 4 </w:t>
-      </w:r>
-      <w:proofErr w:type="spellStart"/>
-      <w:r>
+        <w:t xml:space="preserve"> = 4 resultados</w:t>
+      </w:r>
+    </w:p>
+    <w:p>
+      <w:pPr>
+        <w:pStyle w:val="Prrafodelista"/>
         <w:rPr>
           <w:rFonts w:cs="Arial"/>
           <w:szCs w:val="24"/>
           <w:lang w:val="en-US"/>
         </w:rPr>
-        <w:t>resultados</w:t>
-      </w:r>
-      <w:proofErr w:type="spellEnd"/>
-    </w:p>
-    <w:p>
-      <w:pPr>
-        <w:pStyle w:val="Prrafodelista"/>
-        <w:rPr>
-          <w:rFonts w:cs="Arial"/>
-          <w:szCs w:val="24"/>
-          <w:lang w:val="en-US"/>
-        </w:rPr>
-      </w:pPr>
-    </w:p>
-    <w:p>
-      <w:pPr>
-        <w:rPr>
-          <w:rFonts w:cs="Arial"/>
-          <w:szCs w:val="24"/>
-        </w:rPr>
-      </w:pPr>
-      <w:r>
-        <w:rPr>
-          <w:rFonts w:cs="Arial"/>
-          <w:szCs w:val="24"/>
-          <w:lang w:val="es-CO"/>
-        </w:rPr>
-        <w:t>[1</w:t>
-      </w:r>
-      <w:r>
-        <w:rPr>
-          <w:rFonts w:cs="Arial"/>
-          <w:szCs w:val="24"/>
-          <w:lang w:val="es-CO"/>
-        </w:rPr>
-        <w:t xml:space="preserve">] </w:t>
-      </w:r>
+      </w:pPr>
+    </w:p>
+    <w:p>
+      <w:pPr>
+        <w:rPr>
+          <w:rFonts w:cs="Arial"/>
+          <w:szCs w:val="24"/>
+        </w:rPr>
+      </w:pPr>
       <w:r>
         <w:rPr>
           <w:rFonts w:cs="Arial"/>
@@ -1010,85 +1183,47 @@
           <w:rFonts w:cs="Arial"/>
           <w:szCs w:val="24"/>
         </w:rPr>
-        <w:t xml:space="preserve">. Este se compara experimentalmente con el desempeño de una turbina </w:t>
-      </w:r>
-      <w:proofErr w:type="spellStart"/>
-      <w:r>
-        <w:rPr>
-          <w:rFonts w:cs="Arial"/>
-          <w:szCs w:val="24"/>
-        </w:rPr>
-        <w:t>Savonius</w:t>
-      </w:r>
-      <w:proofErr w:type="spellEnd"/>
-      <w:r>
-        <w:rPr>
-          <w:rFonts w:cs="Arial"/>
-          <w:szCs w:val="24"/>
-        </w:rPr>
-        <w:t xml:space="preserve"> tipo Bach de tamaño equivalente, utilizando el mismo generador eléctrico e instrumentación de medición en un túnel de viento.</w:t>
-      </w:r>
-    </w:p>
-    <w:p>
-      <w:pPr>
-        <w:rPr>
-          <w:rFonts w:cs="Arial"/>
-          <w:szCs w:val="24"/>
-        </w:rPr>
-      </w:pPr>
-    </w:p>
-    <w:p>
-      <w:pPr>
-        <w:rPr>
-          <w:rFonts w:cs="Arial"/>
-          <w:szCs w:val="24"/>
-        </w:rPr>
-      </w:pPr>
-      <w:r>
-        <w:rPr>
-          <w:rFonts w:cs="Arial"/>
-          <w:szCs w:val="24"/>
-        </w:rPr>
-        <w:t xml:space="preserve">[2] </w:t>
-      </w:r>
-      <w:r>
-        <w:rPr>
-          <w:rFonts w:cs="Arial"/>
-          <w:szCs w:val="24"/>
-        </w:rPr>
-        <w:t xml:space="preserve">Este trabajo presenta los resultados del desarrollo de una turbina eólica de eje vertical compuesta por palas planas de geometría variable, aplicada en operaciones </w:t>
-      </w:r>
-      <w:r>
-        <w:rPr>
-          <w:rFonts w:cs="Arial"/>
-          <w:szCs w:val="24"/>
-        </w:rPr>
-        <w:lastRenderedPageBreak/>
-        <w:t>con bajas velocidades de viento. El nuevo concepto de turbina eólica de eje vertical con palas de apertura variable se presenta como un prototipo innovador, en el cual los detalles mecánicos resultan fundamentales para el control natural de la apertura de las palas.</w:t>
-      </w:r>
-    </w:p>
-    <w:p>
-      <w:pPr>
-        <w:rPr>
-          <w:rFonts w:cs="Arial"/>
-          <w:szCs w:val="24"/>
-        </w:rPr>
-      </w:pPr>
-    </w:p>
-    <w:p>
-      <w:pPr>
-        <w:rPr>
-          <w:rFonts w:cs="Arial"/>
-          <w:szCs w:val="24"/>
-        </w:rPr>
-      </w:pPr>
-      <w:r>
-        <w:rPr>
-          <w:rFonts w:cs="Arial"/>
-          <w:szCs w:val="24"/>
-        </w:rPr>
-        <w:t xml:space="preserve">[3] </w:t>
-      </w:r>
+        <w:t>. Este se compara experimentalmente con el desempeño de una turbina Savonius tipo Bach de tamaño equivalente, utilizando el mismo generador eléctrico e instrumentación de medición en un túnel de viento.</w:t>
+      </w:r>
+    </w:p>
+    <w:p>
+      <w:pPr>
+        <w:rPr>
+          <w:rFonts w:cs="Arial"/>
+          <w:szCs w:val="24"/>
+        </w:rPr>
+      </w:pPr>
+    </w:p>
+    <w:p>
+      <w:pPr>
+        <w:rPr>
+          <w:rFonts w:cs="Arial"/>
+          <w:szCs w:val="24"/>
+        </w:rPr>
+      </w:pPr>
+      <w:r>
+        <w:rPr>
+          <w:rFonts w:cs="Arial"/>
+          <w:szCs w:val="24"/>
+        </w:rPr>
+        <w:t>Este trabajo presenta los resultados del desarrollo de una turbina eólica de eje vertical compuesta por palas planas de geometría variable, aplicada en operaciones con bajas velocidades de viento. El nuevo concepto de turbina eólica de eje vertical con palas de apertura variable se presenta como un prototipo innovador, en el cual los detalles mecánicos resultan fundamentales para el control natural de la apertura de las palas.</w:t>
+      </w:r>
+    </w:p>
+    <w:p>
+      <w:pPr>
+        <w:rPr>
+          <w:rFonts w:cs="Arial"/>
+          <w:szCs w:val="24"/>
+        </w:rPr>
+      </w:pPr>
+    </w:p>
+    <w:p>
+      <w:pPr>
+        <w:rPr>
+          <w:rFonts w:cs="Arial"/>
+          <w:szCs w:val="24"/>
+        </w:rPr>
+      </w:pPr>
       <w:r>
         <w:rPr>
           <w:rFonts w:cs="Arial"/>
@@ -1103,9 +1238,15 @@
           <w:bCs/>
           <w:szCs w:val="24"/>
         </w:rPr>
-        <w:t xml:space="preserve">turbina eólica </w:t>
-      </w:r>
-      <w:proofErr w:type="spellStart"/>
+        <w:t>turbina eólica Savonius de eje vertical ajustable (SVAWT, por sus siglas en inglés)</w:t>
+      </w:r>
+      <w:r>
+        <w:rPr>
+          <w:rFonts w:cs="Arial"/>
+          <w:szCs w:val="24"/>
+        </w:rPr>
+        <w:t xml:space="preserve">. Esta se compone de tres módulos: un </w:t>
+      </w:r>
       <w:r>
         <w:rPr>
           <w:rFonts w:cs="Arial"/>
@@ -1113,9 +1254,15 @@
           <w:bCs/>
           <w:szCs w:val="24"/>
         </w:rPr>
-        <w:t>Savonius</w:t>
-      </w:r>
-      <w:proofErr w:type="spellEnd"/>
+        <w:t>módulo de absorción de energía</w:t>
+      </w:r>
+      <w:r>
+        <w:rPr>
+          <w:rFonts w:cs="Arial"/>
+          <w:szCs w:val="24"/>
+        </w:rPr>
+        <w:t xml:space="preserve">, un </w:t>
+      </w:r>
       <w:r>
         <w:rPr>
           <w:rFonts w:cs="Arial"/>
@@ -1123,14 +1270,14 @@
           <w:bCs/>
           <w:szCs w:val="24"/>
         </w:rPr>
-        <w:t xml:space="preserve"> de eje vertical ajustable (SVAWT, por sus siglas en inglés)</w:t>
-      </w:r>
-      <w:r>
-        <w:rPr>
-          <w:rFonts w:cs="Arial"/>
-          <w:szCs w:val="24"/>
-        </w:rPr>
-        <w:t xml:space="preserve">. Esta se compone de tres módulos: un </w:t>
+        <w:t>módulo de recuperación de energía</w:t>
+      </w:r>
+      <w:r>
+        <w:rPr>
+          <w:rFonts w:cs="Arial"/>
+          <w:szCs w:val="24"/>
+        </w:rPr>
+        <w:t xml:space="preserve"> y un </w:t>
       </w:r>
       <w:r>
         <w:rPr>
@@ -1139,38 +1286,6 @@
           <w:bCs/>
           <w:szCs w:val="24"/>
         </w:rPr>
-        <w:t>módulo de absorción de energía</w:t>
-      </w:r>
-      <w:r>
-        <w:rPr>
-          <w:rFonts w:cs="Arial"/>
-          <w:szCs w:val="24"/>
-        </w:rPr>
-        <w:t xml:space="preserve">, un </w:t>
-      </w:r>
-      <w:r>
-        <w:rPr>
-          <w:rFonts w:cs="Arial"/>
-          <w:b/>
-          <w:bCs/>
-          <w:szCs w:val="24"/>
-        </w:rPr>
-        <w:t>módulo de recuperación de energía</w:t>
-      </w:r>
-      <w:r>
-        <w:rPr>
-          <w:rFonts w:cs="Arial"/>
-          <w:szCs w:val="24"/>
-        </w:rPr>
-        <w:t xml:space="preserve"> y un </w:t>
-      </w:r>
-      <w:r>
-        <w:rPr>
-          <w:rFonts w:cs="Arial"/>
-          <w:b/>
-          <w:bCs/>
-          <w:szCs w:val="24"/>
-        </w:rPr>
         <w:t>módulo de conversión de energía</w:t>
       </w:r>
       <w:r>
@@ -1180,6 +1295,14 @@
         </w:rPr>
         <w:t>.</w:t>
       </w:r>
+    </w:p>
+    <w:p>
+      <w:pPr>
+        <w:rPr>
+          <w:rFonts w:cs="Arial"/>
+          <w:szCs w:val="24"/>
+        </w:rPr>
+      </w:pPr>
     </w:p>
     <w:p>
       <w:pPr>
@@ -1249,6 +1372,29 @@
           <w:szCs w:val="24"/>
         </w:rPr>
         <w:t xml:space="preserve"> ajusta dicha relación de solapamiento de manera continua, aprovechando tanto la autorrotación como la revolución orbital de los engranajes.</w:t>
+      </w:r>
+    </w:p>
+    <w:p>
+      <w:pPr>
+        <w:rPr>
+          <w:rFonts w:cs="Arial"/>
+          <w:szCs w:val="24"/>
+        </w:rPr>
+      </w:pPr>
+    </w:p>
+    <w:p>
+      <w:pPr>
+        <w:rPr>
+          <w:rFonts w:cs="Arial"/>
+          <w:szCs w:val="24"/>
+        </w:rPr>
+      </w:pPr>
+      <w:r>
+        <w:rPr>
+          <w:rFonts w:cs="Arial"/>
+          <w:szCs w:val="24"/>
+        </w:rPr>
+        <w:t>En conclusión, los antecedentes revisados muestran que, si bien ha habido un comportamiento confiable de las turbinas de eje vertical tipo Savonius en condiciones de vientos débiles, sus limitaciones en el desempeño hacen que se busquen configuraciones de geometrías en continuo cambio. Hay pocos estudios en relación con turbinas de palas modificables; sin embargo, estos estudios sugieren un considerable aumento del coeficiente de potencia con la modificación continua de parámetros de solapamiento y apertura de las palas. Esto justifica el estudio y la continuidad de nuevos prototipos, como el aerogenerador Savonius de eje vertical modificado, ya que permitirá no solo mejorar la captura de energía bajo condiciones de viento moderado, sino también contribuir al desarrollo de la diversidad de la tecnología eólica para integrarse en un contexto urbano y rural en donde la disponibilidad de recursos es escasa.</w:t>
       </w:r>
     </w:p>
     <w:p>
@@ -1328,7 +1474,16 @@
           <w:szCs w:val="24"/>
           <w:lang w:val="es-CO"/>
         </w:rPr>
-        <w:t>En el análisis preliminar del sistema propuesto se han identificado una serie de síntomas que permiten evidenciar la presencia de una situación problemática en torno a la generación de energía eólica mediante un aerogenerador de eje vertical con palas ajustables. Para dar soporte objetivo al diagnóstico, cada síntoma se asocia con un indicador cuantificable y su respectiva unidad de medida, lo cual permitirá realizar un seguimiento riguroso durante la fase de implementación y evaluación del proyecto:</w:t>
+        <w:t xml:space="preserve">En el análisis preliminar del sistema propuesto se han identificado una serie de síntomas que permiten evidenciar la presencia de una situación problemática en </w:t>
+      </w:r>
+      <w:r>
+        <w:rPr>
+          <w:rFonts w:cs="Arial"/>
+          <w:szCs w:val="24"/>
+          <w:lang w:val="es-CO"/>
+        </w:rPr>
+        <w:lastRenderedPageBreak/>
+        <w:t>torno a la generación de energía eólica mediante un aerogenerador de eje vertical con palas ajustables. Para dar soporte objetivo al diagnóstico, cada síntoma se asocia con un indicador cuantificable y su respectiva unidad de medida, lo cual permitirá realizar un seguimiento riguroso durante la fase de implementación y evaluación del proyecto:</w:t>
       </w:r>
     </w:p>
     <w:p>
@@ -1585,7 +1740,6 @@
           <w:szCs w:val="24"/>
           <w:lang w:val="es-CO"/>
         </w:rPr>
-        <w:lastRenderedPageBreak/>
         <w:t>DESCRIPCIÓN</w:t>
       </w:r>
     </w:p>
@@ -1669,14 +1823,20 @@
         </w:tabs>
         <w:rPr>
           <w:rFonts w:cs="Arial"/>
-          <w:szCs w:val="24"/>
-          <w:lang w:val="es-CO"/>
-        </w:rPr>
-      </w:pPr>
-      <w:r>
-        <w:rPr>
-          <w:rFonts w:cs="Arial"/>
-          <w:szCs w:val="24"/>
+          <w:b/>
+          <w:bCs/>
+          <w:sz w:val="28"/>
+          <w:szCs w:val="28"/>
+          <w:lang w:val="es-CO"/>
+        </w:rPr>
+      </w:pPr>
+      <w:r>
+        <w:rPr>
+          <w:rFonts w:cs="Arial"/>
+          <w:b/>
+          <w:bCs/>
+          <w:sz w:val="28"/>
+          <w:szCs w:val="28"/>
           <w:lang w:val="es-CO"/>
         </w:rPr>
         <w:t>¿Qué ajustes en el diseño y el control de un aerogenerador de eje vertical con palas ajustables permiten incrementar la generación eléctrica, estabilizar la velocidad de rotación y elevar el coeficiente de potencia respecto a su estado actual?</w:t>
@@ -1758,6 +1918,7 @@
           <w:szCs w:val="24"/>
           <w:lang w:val="es-CO"/>
         </w:rPr>
+        <w:lastRenderedPageBreak/>
         <w:t>Perspectiva científica y académica:</w:t>
       </w:r>
       <w:r>
@@ -1908,16 +2069,187 @@
           <w:szCs w:val="24"/>
           <w:lang w:val="es-CO"/>
         </w:rPr>
-        <w:t xml:space="preserve"> al mejorar el desempeño de un sistema de bajo costo de instalación y mantenimiento, se abre la posibilidad de contar con soluciones energéticas viables para pequeñas comunidades, empresas o </w:t>
-      </w:r>
-      <w:r>
-        <w:rPr>
-          <w:rFonts w:cs="Arial"/>
-          <w:szCs w:val="24"/>
-          <w:lang w:val="es-CO"/>
+        <w:t xml:space="preserve"> al mejorar el desempeño de un sistema de bajo costo de instalación y mantenimiento, se abre la posibilidad de contar con soluciones energéticas viables para pequeñas comunidades, empresas o instituciones, reduciendo gastos de electricidad y diversificando la matriz energética.</w:t>
+      </w:r>
+    </w:p>
+    <w:p>
+      <w:pPr>
+        <w:tabs>
+          <w:tab w:val="left" w:pos="2552"/>
+        </w:tabs>
+        <w:rPr>
+          <w:rFonts w:cs="Arial"/>
+          <w:b/>
+          <w:szCs w:val="24"/>
+          <w:lang w:val="es-CO"/>
+        </w:rPr>
+      </w:pPr>
+    </w:p>
+    <w:p>
+      <w:pPr>
+        <w:tabs>
+          <w:tab w:val="left" w:pos="2552"/>
+        </w:tabs>
+        <w:rPr>
+          <w:rFonts w:cs="Arial"/>
+          <w:bCs/>
+          <w:szCs w:val="24"/>
+          <w:lang w:val="es-CO"/>
+        </w:rPr>
+      </w:pPr>
+      <w:r>
+        <w:rPr>
+          <w:rFonts w:cs="Arial"/>
+          <w:bCs/>
+          <w:szCs w:val="24"/>
+          <w:lang w:val="es-CO"/>
+        </w:rPr>
+        <w:t xml:space="preserve">Para concluir con el </w:t>
+      </w:r>
+      <w:r>
+        <w:rPr>
+          <w:rFonts w:cs="Arial"/>
+          <w:bCs/>
+          <w:szCs w:val="24"/>
+          <w:lang w:val="es-CO"/>
+        </w:rPr>
+        <w:t>planteamiento</w:t>
+      </w:r>
+      <w:r>
+        <w:rPr>
+          <w:rFonts w:cs="Arial"/>
+          <w:bCs/>
+          <w:szCs w:val="24"/>
+          <w:lang w:val="es-CO"/>
+        </w:rPr>
+        <w:t xml:space="preserve"> del problema se </w:t>
+      </w:r>
+      <w:r>
+        <w:rPr>
+          <w:rFonts w:cs="Arial"/>
+          <w:bCs/>
+          <w:szCs w:val="24"/>
+          <w:lang w:val="es-CO"/>
+        </w:rPr>
+        <w:t>realizó</w:t>
+      </w:r>
+      <w:r>
+        <w:rPr>
+          <w:rFonts w:cs="Arial"/>
+          <w:bCs/>
+          <w:szCs w:val="24"/>
+          <w:lang w:val="es-CO"/>
+        </w:rPr>
+        <w:t xml:space="preserve"> un </w:t>
+      </w:r>
+      <w:r>
+        <w:rPr>
+          <w:rFonts w:cs="Arial"/>
+          <w:bCs/>
+          <w:szCs w:val="24"/>
+          <w:lang w:val="es-CO"/>
+        </w:rPr>
+        <w:t>diagrama</w:t>
+      </w:r>
+      <w:r>
+        <w:rPr>
+          <w:rFonts w:cs="Arial"/>
+          <w:bCs/>
+          <w:szCs w:val="24"/>
+          <w:lang w:val="es-CO"/>
+        </w:rPr>
+        <w:t xml:space="preserve"> Ishikawa que parte desde la identificación del problema, mostrando algunos puntos clave con los cuales se puede </w:t>
+      </w:r>
+      <w:r>
+        <w:rPr>
+          <w:rFonts w:cs="Arial"/>
+          <w:bCs/>
+          <w:szCs w:val="24"/>
+          <w:lang w:val="es-CO"/>
+        </w:rPr>
+        <w:t>enfocar la búsqueda de una solución:</w:t>
+      </w:r>
+    </w:p>
+    <w:p>
+      <w:pPr>
+        <w:tabs>
+          <w:tab w:val="left" w:pos="2552"/>
+        </w:tabs>
+        <w:rPr>
+          <w:rFonts w:cs="Arial"/>
+          <w:bCs/>
+          <w:szCs w:val="24"/>
+          <w:lang w:val="es-CO"/>
+        </w:rPr>
+      </w:pPr>
+    </w:p>
+    <w:p>
+      <w:pPr>
+        <w:tabs>
+          <w:tab w:val="left" w:pos="2552"/>
+        </w:tabs>
+        <w:jc w:val="center"/>
+        <w:rPr>
+          <w:rFonts w:cs="Arial"/>
+          <w:bCs/>
+          <w:szCs w:val="24"/>
+          <w:lang w:val="en-US"/>
+        </w:rPr>
+      </w:pPr>
+      <w:r>
+        <w:rPr>
+          <w:rFonts w:cs="Arial"/>
+          <w:bCs/>
+          <w:noProof/>
+          <w:szCs w:val="24"/>
+          <w:lang w:val="en-US"/>
         </w:rPr>
         <w:lastRenderedPageBreak/>
-        <w:t>instituciones, reduciendo gastos de electricidad y diversificando la matriz energética.</w:t>
+        <w:drawing>
+          <wp:inline distT="0" distB="0" distL="0" distR="0" wp14:anchorId="1B742AD2" wp14:editId="07FF6CE1">
+            <wp:extent cx="5112330" cy="3408218"/>
+            <wp:effectExtent l="0" t="0" r="0" b="1905"/>
+            <wp:docPr id="1222318048" name="Imagen 3"/>
+            <wp:cNvGraphicFramePr>
+              <a:graphicFrameLocks xmlns:a="http://schemas.openxmlformats.org/drawingml/2006/main" noChangeAspect="1"/>
+            </wp:cNvGraphicFramePr>
+            <a:graphic xmlns:a="http://schemas.openxmlformats.org/drawingml/2006/main">
+              <a:graphicData uri="http://schemas.openxmlformats.org/drawingml/2006/picture">
+                <pic:pic xmlns:pic="http://schemas.openxmlformats.org/drawingml/2006/picture">
+                  <pic:nvPicPr>
+                    <pic:cNvPr id="0" name="Picture 2"/>
+                    <pic:cNvPicPr>
+                      <a:picLocks noChangeAspect="1" noChangeArrowheads="1"/>
+                    </pic:cNvPicPr>
+                  </pic:nvPicPr>
+                  <pic:blipFill>
+                    <a:blip r:embed="rId7" cstate="print">
+                      <a:extLst>
+                        <a:ext uri="{28A0092B-C50C-407E-A947-70E740481C1C}">
+                          <a14:useLocalDpi xmlns:a14="http://schemas.microsoft.com/office/drawing/2010/main" val="0"/>
+                        </a:ext>
+                      </a:extLst>
+                    </a:blip>
+                    <a:srcRect/>
+                    <a:stretch>
+                      <a:fillRect/>
+                    </a:stretch>
+                  </pic:blipFill>
+                  <pic:spPr bwMode="auto">
+                    <a:xfrm>
+                      <a:off x="0" y="0"/>
+                      <a:ext cx="5181191" cy="3454125"/>
+                    </a:xfrm>
+                    <a:prstGeom prst="rect">
+                      <a:avLst/>
+                    </a:prstGeom>
+                    <a:noFill/>
+                  </pic:spPr>
+                </pic:pic>
+              </a:graphicData>
+            </a:graphic>
+          </wp:inline>
+        </w:drawing>
       </w:r>
     </w:p>
     <w:p>
@@ -1925,11 +2257,424 @@
         <w:tabs>
           <w:tab w:val="left" w:pos="2552"/>
         </w:tabs>
-        <w:rPr>
-          <w:rFonts w:cs="Arial"/>
-          <w:b/>
-          <w:szCs w:val="24"/>
-          <w:lang w:val="es-CO"/>
+        <w:jc w:val="center"/>
+        <w:rPr>
+          <w:rFonts w:cs="Arial"/>
+          <w:bCs/>
+          <w:szCs w:val="24"/>
+          <w:lang w:val="en-US"/>
+        </w:rPr>
+      </w:pPr>
+    </w:p>
+    <w:p>
+      <w:pPr>
+        <w:tabs>
+          <w:tab w:val="left" w:pos="2552"/>
+        </w:tabs>
+        <w:jc w:val="left"/>
+        <w:rPr>
+          <w:rFonts w:cs="Arial"/>
+          <w:bCs/>
+          <w:szCs w:val="24"/>
+          <w:lang w:val="es-CO"/>
+        </w:rPr>
+      </w:pPr>
+      <w:r>
+        <w:rPr>
+          <w:rFonts w:cs="Arial"/>
+          <w:bCs/>
+          <w:szCs w:val="24"/>
+          <w:lang w:val="es-CO"/>
+        </w:rPr>
+        <w:t>1. Diseño de palas geométrico y/o aerodinámico</w:t>
+      </w:r>
+    </w:p>
+    <w:p>
+      <w:pPr>
+        <w:tabs>
+          <w:tab w:val="left" w:pos="2552"/>
+        </w:tabs>
+        <w:rPr>
+          <w:rFonts w:cs="Arial"/>
+          <w:bCs/>
+          <w:szCs w:val="24"/>
+          <w:lang w:val="es-CO"/>
+        </w:rPr>
+      </w:pPr>
+      <w:r>
+        <w:rPr>
+          <w:rFonts w:cs="Arial"/>
+          <w:bCs/>
+          <w:szCs w:val="24"/>
+          <w:lang w:val="es-CO"/>
+        </w:rPr>
+        <w:t>Se evidencia que el rendimiento está limitado por perfiles de pala no apropiados para el rango de velocidad de viento, longitudes-cordas no apropiadas, ángulos de paso fijos o rígidos, interferencia entre las palas, y errores en bordes de palas que producen pérdidas aerodinámicas.</w:t>
+      </w:r>
+    </w:p>
+    <w:p>
+      <w:pPr>
+        <w:tabs>
+          <w:tab w:val="left" w:pos="2552"/>
+        </w:tabs>
+        <w:jc w:val="left"/>
+        <w:rPr>
+          <w:rFonts w:cs="Arial"/>
+          <w:bCs/>
+          <w:szCs w:val="24"/>
+          <w:lang w:val="es-CO"/>
+        </w:rPr>
+      </w:pPr>
+    </w:p>
+    <w:p>
+      <w:pPr>
+        <w:tabs>
+          <w:tab w:val="left" w:pos="2552"/>
+        </w:tabs>
+        <w:jc w:val="left"/>
+        <w:rPr>
+          <w:rFonts w:cs="Arial"/>
+          <w:bCs/>
+          <w:szCs w:val="24"/>
+          <w:lang w:val="es-CO"/>
+        </w:rPr>
+      </w:pPr>
+      <w:r>
+        <w:rPr>
+          <w:rFonts w:cs="Arial"/>
+          <w:bCs/>
+          <w:szCs w:val="24"/>
+          <w:lang w:val="es-CO"/>
+        </w:rPr>
+        <w:t>2. Sistema de control y/o estrategia de control</w:t>
+      </w:r>
+    </w:p>
+    <w:p>
+      <w:pPr>
+        <w:tabs>
+          <w:tab w:val="left" w:pos="2552"/>
+        </w:tabs>
+        <w:rPr>
+          <w:rFonts w:cs="Arial"/>
+          <w:bCs/>
+          <w:szCs w:val="24"/>
+          <w:lang w:val="es-CO"/>
+        </w:rPr>
+      </w:pPr>
+      <w:r>
+        <w:rPr>
+          <w:rFonts w:cs="Arial"/>
+          <w:bCs/>
+          <w:szCs w:val="24"/>
+          <w:lang w:val="es-CO"/>
+        </w:rPr>
+        <w:t>Se manifiestan deficiencias como la carencia de control activo del paso, ajustes del regulador no estandarizados, baja robustez ante ráfagas, algoritmos de optimización del coeficiente de potencia ineficientes, y estrategias de protección en el límite de la con</w:t>
+      </w:r>
+      <w:r>
+        <w:rPr>
+          <w:rFonts w:cs="Arial"/>
+          <w:bCs/>
+          <w:szCs w:val="24"/>
+          <w:lang w:val="es-CO"/>
+        </w:rPr>
+        <w:t>servación</w:t>
+      </w:r>
+      <w:r>
+        <w:rPr>
+          <w:rFonts w:cs="Arial"/>
+          <w:bCs/>
+          <w:szCs w:val="24"/>
+          <w:lang w:val="es-CO"/>
+        </w:rPr>
+        <w:t xml:space="preserve">. </w:t>
+      </w:r>
+    </w:p>
+    <w:p>
+      <w:pPr>
+        <w:tabs>
+          <w:tab w:val="left" w:pos="2552"/>
+        </w:tabs>
+        <w:jc w:val="left"/>
+        <w:rPr>
+          <w:rFonts w:cs="Arial"/>
+          <w:bCs/>
+          <w:szCs w:val="24"/>
+          <w:lang w:val="es-CO"/>
+        </w:rPr>
+      </w:pPr>
+    </w:p>
+    <w:p>
+      <w:pPr>
+        <w:tabs>
+          <w:tab w:val="left" w:pos="2552"/>
+        </w:tabs>
+        <w:jc w:val="left"/>
+        <w:rPr>
+          <w:rFonts w:cs="Arial"/>
+          <w:bCs/>
+          <w:szCs w:val="24"/>
+          <w:lang w:val="es-CO"/>
+        </w:rPr>
+      </w:pPr>
+      <w:r>
+        <w:rPr>
+          <w:rFonts w:cs="Arial"/>
+          <w:bCs/>
+          <w:szCs w:val="24"/>
+          <w:lang w:val="es-CO"/>
+        </w:rPr>
+        <w:t>3. Condiciones relacionadas con el viento y/o entorno</w:t>
+      </w:r>
+    </w:p>
+    <w:p>
+      <w:pPr>
+        <w:tabs>
+          <w:tab w:val="left" w:pos="2552"/>
+        </w:tabs>
+        <w:rPr>
+          <w:rFonts w:cs="Arial"/>
+          <w:bCs/>
+          <w:szCs w:val="24"/>
+          <w:lang w:val="es-CO"/>
+        </w:rPr>
+      </w:pPr>
+      <w:r>
+        <w:rPr>
+          <w:rFonts w:cs="Arial"/>
+          <w:bCs/>
+          <w:szCs w:val="24"/>
+          <w:lang w:val="es-CO"/>
+        </w:rPr>
+        <w:t>Se ven implicados factores circunstanciales como la turbulencia, el gradiente vertical del viento, los obstáculos cercanos, los microclimas con ráfagas frecuentes y el mal montaje que pueden mermar la eficiencia.</w:t>
+      </w:r>
+    </w:p>
+    <w:p>
+      <w:pPr>
+        <w:tabs>
+          <w:tab w:val="left" w:pos="2552"/>
+        </w:tabs>
+        <w:jc w:val="left"/>
+        <w:rPr>
+          <w:rFonts w:cs="Arial"/>
+          <w:bCs/>
+          <w:szCs w:val="24"/>
+          <w:lang w:val="es-CO"/>
+        </w:rPr>
+      </w:pPr>
+    </w:p>
+    <w:p>
+      <w:pPr>
+        <w:tabs>
+          <w:tab w:val="left" w:pos="2552"/>
+        </w:tabs>
+        <w:jc w:val="left"/>
+        <w:rPr>
+          <w:rFonts w:cs="Arial"/>
+          <w:bCs/>
+          <w:szCs w:val="24"/>
+          <w:lang w:val="es-CO"/>
+        </w:rPr>
+      </w:pPr>
+      <w:r>
+        <w:rPr>
+          <w:rFonts w:cs="Arial"/>
+          <w:bCs/>
+          <w:szCs w:val="24"/>
+          <w:lang w:val="es-CO"/>
+        </w:rPr>
+        <w:t>4. Materiales y/o estructura y/o tolerancias</w:t>
+      </w:r>
+    </w:p>
+    <w:p>
+      <w:pPr>
+        <w:tabs>
+          <w:tab w:val="left" w:pos="2552"/>
+        </w:tabs>
+        <w:rPr>
+          <w:rFonts w:cs="Arial"/>
+          <w:bCs/>
+          <w:szCs w:val="24"/>
+          <w:lang w:val="es-CO"/>
+        </w:rPr>
+      </w:pPr>
+      <w:r>
+        <w:rPr>
+          <w:rFonts w:cs="Arial"/>
+          <w:bCs/>
+          <w:szCs w:val="24"/>
+          <w:lang w:val="es-CO"/>
+        </w:rPr>
+        <w:t>Pueden surgir problemas en el ámbito estructural como la deformación de las palas, los juegos mecánicos, las vibraciones, las resonancias, la corrosión o el desgaste que afectan las capacidades de captación y transmisión de energía.</w:t>
+      </w:r>
+    </w:p>
+    <w:p>
+      <w:pPr>
+        <w:tabs>
+          <w:tab w:val="left" w:pos="2552"/>
+        </w:tabs>
+        <w:jc w:val="left"/>
+        <w:rPr>
+          <w:rFonts w:cs="Arial"/>
+          <w:bCs/>
+          <w:szCs w:val="24"/>
+          <w:lang w:val="es-CO"/>
+        </w:rPr>
+      </w:pPr>
+    </w:p>
+    <w:p>
+      <w:pPr>
+        <w:tabs>
+          <w:tab w:val="left" w:pos="2552"/>
+        </w:tabs>
+        <w:jc w:val="left"/>
+        <w:rPr>
+          <w:rFonts w:cs="Arial"/>
+          <w:bCs/>
+          <w:szCs w:val="24"/>
+          <w:lang w:val="es-CO"/>
+        </w:rPr>
+      </w:pPr>
+      <w:r>
+        <w:rPr>
+          <w:rFonts w:cs="Arial"/>
+          <w:bCs/>
+          <w:szCs w:val="24"/>
+          <w:lang w:val="es-CO"/>
+        </w:rPr>
+        <w:t>5. Sensores, instrumentación y/o mediciones</w:t>
+      </w:r>
+    </w:p>
+    <w:p>
+      <w:pPr>
+        <w:tabs>
+          <w:tab w:val="left" w:pos="2552"/>
+        </w:tabs>
+        <w:rPr>
+          <w:rFonts w:cs="Arial"/>
+          <w:bCs/>
+          <w:szCs w:val="24"/>
+          <w:lang w:val="es-CO"/>
+        </w:rPr>
+      </w:pPr>
+      <w:r>
+        <w:rPr>
+          <w:rFonts w:cs="Arial"/>
+          <w:bCs/>
+          <w:szCs w:val="24"/>
+          <w:lang w:val="es-CO"/>
+        </w:rPr>
+        <w:t>Los inconvenientes como los errores en la localización, en la calibración, en el fallo por sensores del viento y su posición, el retardo en adquirir datos, la falta de redundancia disminuye la efectividad de control.</w:t>
+      </w:r>
+    </w:p>
+    <w:p>
+      <w:pPr>
+        <w:tabs>
+          <w:tab w:val="left" w:pos="2552"/>
+        </w:tabs>
+        <w:rPr>
+          <w:rFonts w:cs="Arial"/>
+          <w:bCs/>
+          <w:szCs w:val="24"/>
+          <w:lang w:val="es-CO"/>
+        </w:rPr>
+      </w:pPr>
+    </w:p>
+    <w:p>
+      <w:pPr>
+        <w:tabs>
+          <w:tab w:val="left" w:pos="2552"/>
+        </w:tabs>
+        <w:jc w:val="left"/>
+        <w:rPr>
+          <w:rFonts w:cs="Arial"/>
+          <w:bCs/>
+          <w:szCs w:val="24"/>
+          <w:lang w:val="es-CO"/>
+        </w:rPr>
+      </w:pPr>
+      <w:r>
+        <w:rPr>
+          <w:rFonts w:cs="Arial"/>
+          <w:bCs/>
+          <w:szCs w:val="24"/>
+          <w:lang w:val="es-CO"/>
+        </w:rPr>
+        <w:t>6. Mantenimiento y/o operación y/o parámetros</w:t>
+      </w:r>
+    </w:p>
+    <w:p>
+      <w:pPr>
+        <w:tabs>
+          <w:tab w:val="left" w:pos="2552"/>
+        </w:tabs>
+        <w:rPr>
+          <w:rFonts w:cs="Arial"/>
+          <w:bCs/>
+          <w:szCs w:val="24"/>
+          <w:lang w:val="en-US"/>
+        </w:rPr>
+      </w:pPr>
+      <w:r>
+        <w:rPr>
+          <w:rFonts w:cs="Arial"/>
+          <w:bCs/>
+          <w:szCs w:val="24"/>
+          <w:lang w:val="es-CO"/>
+        </w:rPr>
+        <w:t xml:space="preserve">Se dan manifestaciones como deficiencias de mantenimiento y operación, la suciedad acumulada por intervalos de limpieza extensos, ajustes del TSR no apropiados, carencia de formación en operación, y pérdidas por lubricación o frenos. </w:t>
+      </w:r>
+      <w:r>
+        <w:rPr>
+          <w:rFonts w:cs="Arial"/>
+          <w:bCs/>
+          <w:szCs w:val="24"/>
+          <w:lang w:val="en-US"/>
+        </w:rPr>
+        <w:t xml:space="preserve">Esto </w:t>
+      </w:r>
+      <w:r>
+        <w:rPr>
+          <w:rFonts w:cs="Arial"/>
+          <w:bCs/>
+          <w:szCs w:val="24"/>
+          <w:lang w:val="es-CO"/>
+        </w:rPr>
+        <w:t>puede</w:t>
+      </w:r>
+      <w:r>
+        <w:rPr>
+          <w:rFonts w:cs="Arial"/>
+          <w:bCs/>
+          <w:szCs w:val="24"/>
+          <w:lang w:val="en-US"/>
+        </w:rPr>
+        <w:t xml:space="preserve"> llegar a perjudicar el rendimiento global.</w:t>
+      </w:r>
+    </w:p>
+    <w:p>
+      <w:pPr>
+        <w:tabs>
+          <w:tab w:val="left" w:pos="2552"/>
+        </w:tabs>
+        <w:jc w:val="center"/>
+        <w:rPr>
+          <w:rFonts w:cs="Arial"/>
+          <w:bCs/>
+          <w:szCs w:val="24"/>
+          <w:lang w:val="en-US"/>
+        </w:rPr>
+      </w:pPr>
+    </w:p>
+    <w:p>
+      <w:pPr>
+        <w:tabs>
+          <w:tab w:val="left" w:pos="2552"/>
+        </w:tabs>
+        <w:jc w:val="center"/>
+        <w:rPr>
+          <w:rFonts w:cs="Arial"/>
+          <w:bCs/>
+          <w:szCs w:val="24"/>
+          <w:lang w:val="en-US"/>
         </w:rPr>
       </w:pPr>
     </w:p>
@@ -2227,18 +2972,436 @@
     </w:p>
     <w:p>
       <w:pPr>
+        <w:tabs>
+          <w:tab w:val="left" w:pos="2552"/>
+        </w:tabs>
+        <w:rPr>
+          <w:rFonts w:cs="Arial"/>
+          <w:b/>
+          <w:szCs w:val="24"/>
+          <w:lang w:val="es-CO"/>
+        </w:rPr>
+      </w:pPr>
+    </w:p>
+    <w:p>
+      <w:pPr>
+        <w:tabs>
+          <w:tab w:val="left" w:pos="2552"/>
+        </w:tabs>
+        <w:rPr>
+          <w:rFonts w:cs="Arial"/>
+          <w:bCs/>
+          <w:szCs w:val="24"/>
+          <w:lang w:val="es-CO"/>
+        </w:rPr>
+      </w:pPr>
+      <w:r>
+        <w:rPr>
+          <w:rFonts w:cs="Arial"/>
+          <w:bCs/>
+          <w:szCs w:val="24"/>
+          <w:lang w:val="es-CO"/>
+        </w:rPr>
+        <w:t>El presente proyecto se centrará en el diseño, la construcción y la evaluación experimental de un prototipo de aerogenerador de eje vertical del tipo Savonius con palas de geometría regulable. El sistema que se generará será capaz de variar el ángulo o abertura de las palas de forma controlada con el fin de mantener una velocidad de rotación constante del generador ante distintos vientos. El proyecto fundamentalmente explorará lo siguiente:</w:t>
+      </w:r>
+    </w:p>
+    <w:p>
+      <w:pPr>
+        <w:tabs>
+          <w:tab w:val="left" w:pos="2552"/>
+        </w:tabs>
+        <w:rPr>
+          <w:rFonts w:cs="Arial"/>
+          <w:bCs/>
+          <w:szCs w:val="24"/>
+          <w:lang w:val="es-CO"/>
+        </w:rPr>
+      </w:pPr>
+    </w:p>
+    <w:p>
+      <w:pPr>
         <w:pStyle w:val="Prrafodelista"/>
+        <w:numPr>
+          <w:ilvl w:val="0"/>
+          <w:numId w:val="26"/>
+        </w:numPr>
         <w:tabs>
           <w:tab w:val="left" w:pos="2552"/>
         </w:tabs>
-        <w:ind w:left="360"/>
-        <w:rPr>
-          <w:rFonts w:cs="Arial"/>
-          <w:b/>
-          <w:szCs w:val="24"/>
-          <w:lang w:val="es-CO"/>
-        </w:rPr>
-      </w:pPr>
+        <w:rPr>
+          <w:rFonts w:cs="Arial"/>
+          <w:bCs/>
+          <w:szCs w:val="24"/>
+          <w:lang w:val="es-CO"/>
+        </w:rPr>
+      </w:pPr>
+      <w:r>
+        <w:rPr>
+          <w:rFonts w:cs="Arial"/>
+          <w:bCs/>
+          <w:szCs w:val="24"/>
+          <w:lang w:val="es-CO"/>
+        </w:rPr>
+        <w:lastRenderedPageBreak/>
+        <w:t>La caracterización aerodinámica a bajo nivel del prototipo en un rango de velocidades de viento bajas y medias (2–8 m/s).</w:t>
+      </w:r>
+    </w:p>
+    <w:p>
+      <w:pPr>
+        <w:tabs>
+          <w:tab w:val="left" w:pos="2552"/>
+        </w:tabs>
+        <w:rPr>
+          <w:rFonts w:cs="Arial"/>
+          <w:bCs/>
+          <w:szCs w:val="24"/>
+          <w:lang w:val="es-CO"/>
+        </w:rPr>
+      </w:pPr>
+    </w:p>
+    <w:p>
+      <w:pPr>
+        <w:pStyle w:val="Prrafodelista"/>
+        <w:numPr>
+          <w:ilvl w:val="0"/>
+          <w:numId w:val="26"/>
+        </w:numPr>
+        <w:tabs>
+          <w:tab w:val="left" w:pos="2552"/>
+        </w:tabs>
+        <w:rPr>
+          <w:rFonts w:cs="Arial"/>
+          <w:bCs/>
+          <w:szCs w:val="24"/>
+          <w:lang w:val="es-CO"/>
+        </w:rPr>
+      </w:pPr>
+      <w:r>
+        <w:rPr>
+          <w:rFonts w:cs="Arial"/>
+          <w:bCs/>
+          <w:szCs w:val="24"/>
+          <w:lang w:val="es-CO"/>
+        </w:rPr>
+        <w:t>El desarrollo de un sistema de variación (mecánico y/o controlado) capaz de adaptarse a las variaciones del viento.</w:t>
+      </w:r>
+    </w:p>
+    <w:p>
+      <w:pPr>
+        <w:pStyle w:val="Prrafodelista"/>
+        <w:rPr>
+          <w:rFonts w:cs="Arial"/>
+          <w:bCs/>
+          <w:szCs w:val="24"/>
+          <w:lang w:val="es-CO"/>
+        </w:rPr>
+      </w:pPr>
+    </w:p>
+    <w:p>
+      <w:pPr>
+        <w:pStyle w:val="Prrafodelista"/>
+        <w:numPr>
+          <w:ilvl w:val="0"/>
+          <w:numId w:val="26"/>
+        </w:numPr>
+        <w:tabs>
+          <w:tab w:val="left" w:pos="2552"/>
+        </w:tabs>
+        <w:rPr>
+          <w:rFonts w:cs="Arial"/>
+          <w:bCs/>
+          <w:szCs w:val="24"/>
+          <w:lang w:val="es-CO"/>
+        </w:rPr>
+      </w:pPr>
+      <w:r>
+        <w:rPr>
+          <w:rFonts w:cs="Arial"/>
+          <w:bCs/>
+          <w:szCs w:val="24"/>
+          <w:lang w:val="es-CO"/>
+        </w:rPr>
+        <w:t>La definición de un sistema de control destinado a actuar sobre el ángulo de las palas con el fin de estabilizar las RPM del generador.</w:t>
+      </w:r>
+    </w:p>
+    <w:p>
+      <w:pPr>
+        <w:pStyle w:val="Prrafodelista"/>
+        <w:rPr>
+          <w:rFonts w:cs="Arial"/>
+          <w:bCs/>
+          <w:szCs w:val="24"/>
+          <w:lang w:val="es-CO"/>
+        </w:rPr>
+      </w:pPr>
+    </w:p>
+    <w:p>
+      <w:pPr>
+        <w:pStyle w:val="Prrafodelista"/>
+        <w:numPr>
+          <w:ilvl w:val="0"/>
+          <w:numId w:val="26"/>
+        </w:numPr>
+        <w:tabs>
+          <w:tab w:val="left" w:pos="2552"/>
+        </w:tabs>
+        <w:rPr>
+          <w:rFonts w:cs="Arial"/>
+          <w:bCs/>
+          <w:szCs w:val="24"/>
+          <w:lang w:val="es-CO"/>
+        </w:rPr>
+      </w:pPr>
+      <w:r>
+        <w:rPr>
+          <w:rFonts w:cs="Arial"/>
+          <w:bCs/>
+          <w:szCs w:val="24"/>
+          <w:lang w:val="es-CO"/>
+        </w:rPr>
+        <w:t>La evaluación experimental de ciertas variables: cantidad de energía generada, estabilidad de la velocidad de rotación o RPM y de la potencia del aerogenerador (</w:t>
+      </w:r>
+      <w:proofErr w:type="spellStart"/>
+      <w:r>
+        <w:rPr>
+          <w:rFonts w:cs="Arial"/>
+          <w:bCs/>
+          <w:szCs w:val="24"/>
+          <w:lang w:val="es-CO"/>
+        </w:rPr>
+        <w:t>Cp</w:t>
+      </w:r>
+      <w:proofErr w:type="spellEnd"/>
+      <w:r>
+        <w:rPr>
+          <w:rFonts w:cs="Arial"/>
+          <w:bCs/>
+          <w:szCs w:val="24"/>
+          <w:lang w:val="es-CO"/>
+        </w:rPr>
+        <w:t>).</w:t>
+      </w:r>
+    </w:p>
+    <w:p>
+      <w:pPr>
+        <w:pStyle w:val="Prrafodelista"/>
+        <w:rPr>
+          <w:rFonts w:cs="Arial"/>
+          <w:bCs/>
+          <w:szCs w:val="24"/>
+          <w:lang w:val="es-CO"/>
+        </w:rPr>
+      </w:pPr>
+    </w:p>
+    <w:p>
+      <w:pPr>
+        <w:pStyle w:val="Prrafodelista"/>
+        <w:numPr>
+          <w:ilvl w:val="0"/>
+          <w:numId w:val="26"/>
+        </w:numPr>
+        <w:tabs>
+          <w:tab w:val="left" w:pos="2552"/>
+        </w:tabs>
+        <w:rPr>
+          <w:rFonts w:cs="Arial"/>
+          <w:bCs/>
+          <w:szCs w:val="24"/>
+          <w:lang w:val="es-CO"/>
+        </w:rPr>
+      </w:pPr>
+      <w:r>
+        <w:rPr>
+          <w:rFonts w:cs="Arial"/>
+          <w:bCs/>
+          <w:szCs w:val="24"/>
+          <w:lang w:val="es-CO"/>
+        </w:rPr>
+        <w:t>La comparación de las distintas características generadas frente a un rotor Savonius convencional en el que se replicarán las dimensiones.</w:t>
+      </w:r>
+    </w:p>
+    <w:p>
+      <w:pPr>
+        <w:tabs>
+          <w:tab w:val="left" w:pos="2552"/>
+        </w:tabs>
+        <w:rPr>
+          <w:rFonts w:cs="Arial"/>
+          <w:bCs/>
+          <w:szCs w:val="24"/>
+          <w:lang w:val="es-CO"/>
+        </w:rPr>
+      </w:pPr>
+    </w:p>
+    <w:p>
+      <w:pPr>
+        <w:tabs>
+          <w:tab w:val="left" w:pos="2552"/>
+        </w:tabs>
+        <w:rPr>
+          <w:rFonts w:cs="Arial"/>
+          <w:bCs/>
+          <w:szCs w:val="24"/>
+          <w:lang w:val="es-CO"/>
+        </w:rPr>
+      </w:pPr>
+      <w:r>
+        <w:rPr>
+          <w:rFonts w:cs="Arial"/>
+          <w:bCs/>
+          <w:szCs w:val="24"/>
+          <w:lang w:val="es-CO"/>
+        </w:rPr>
+        <w:t>El ámbito técnico y experimental del proyecto se clausurará en:</w:t>
+      </w:r>
+    </w:p>
+    <w:p>
+      <w:pPr>
+        <w:tabs>
+          <w:tab w:val="left" w:pos="2552"/>
+        </w:tabs>
+        <w:rPr>
+          <w:rFonts w:cs="Arial"/>
+          <w:bCs/>
+          <w:szCs w:val="24"/>
+          <w:lang w:val="es-CO"/>
+        </w:rPr>
+      </w:pPr>
+    </w:p>
+    <w:p>
+      <w:pPr>
+        <w:pStyle w:val="Prrafodelista"/>
+        <w:numPr>
+          <w:ilvl w:val="0"/>
+          <w:numId w:val="26"/>
+        </w:numPr>
+        <w:tabs>
+          <w:tab w:val="left" w:pos="2552"/>
+        </w:tabs>
+        <w:rPr>
+          <w:rFonts w:cs="Arial"/>
+          <w:bCs/>
+          <w:szCs w:val="24"/>
+          <w:lang w:val="es-CO"/>
+        </w:rPr>
+      </w:pPr>
+      <w:r>
+        <w:rPr>
+          <w:rFonts w:cs="Arial"/>
+          <w:bCs/>
+          <w:szCs w:val="24"/>
+          <w:lang w:val="es-CO"/>
+        </w:rPr>
+        <w:t>La experimentación en túneles de viento o en laboratorio, dejando de lado las pruebas a gran escala en el campo abierto.</w:t>
+      </w:r>
+    </w:p>
+    <w:p>
+      <w:pPr>
+        <w:pStyle w:val="Prrafodelista"/>
+        <w:numPr>
+          <w:ilvl w:val="0"/>
+          <w:numId w:val="26"/>
+        </w:numPr>
+        <w:tabs>
+          <w:tab w:val="left" w:pos="2552"/>
+        </w:tabs>
+        <w:rPr>
+          <w:rFonts w:cs="Arial"/>
+          <w:bCs/>
+          <w:szCs w:val="24"/>
+          <w:lang w:val="es-CO"/>
+        </w:rPr>
+      </w:pPr>
+      <w:r>
+        <w:rPr>
+          <w:rFonts w:cs="Arial"/>
+          <w:bCs/>
+          <w:szCs w:val="24"/>
+          <w:lang w:val="es-CO"/>
+        </w:rPr>
+        <w:t>La fabricación de un modelo a escala reducida (escala laboratorio), la cual nos permitirá verificar el principio de funcionamiento, pero sin entrar en aspectos de instalación real de sistemas en entorno urbano o rural.</w:t>
+      </w:r>
+    </w:p>
+    <w:p>
+      <w:pPr>
+        <w:pStyle w:val="Prrafodelista"/>
+        <w:numPr>
+          <w:ilvl w:val="0"/>
+          <w:numId w:val="26"/>
+        </w:numPr>
+        <w:tabs>
+          <w:tab w:val="left" w:pos="2552"/>
+        </w:tabs>
+        <w:rPr>
+          <w:rFonts w:cs="Arial"/>
+          <w:bCs/>
+          <w:szCs w:val="24"/>
+          <w:lang w:val="es-CO"/>
+        </w:rPr>
+      </w:pPr>
+      <w:r>
+        <w:rPr>
+          <w:rFonts w:cs="Arial"/>
+          <w:bCs/>
+          <w:szCs w:val="24"/>
+          <w:lang w:val="es-CO"/>
+        </w:rPr>
+        <w:t>El estudio en regímenes de viento bajos y medios (2-8 m/s), típicos de ambientes urbanos y semiurbanos, dejando fuera regímenes con alta velocidad del viento.</w:t>
+      </w:r>
+    </w:p>
+    <w:p>
+      <w:pPr>
+        <w:pStyle w:val="Prrafodelista"/>
+        <w:numPr>
+          <w:ilvl w:val="0"/>
+          <w:numId w:val="26"/>
+        </w:numPr>
+        <w:tabs>
+          <w:tab w:val="left" w:pos="2552"/>
+        </w:tabs>
+        <w:rPr>
+          <w:rFonts w:cs="Arial"/>
+          <w:bCs/>
+          <w:szCs w:val="24"/>
+          <w:lang w:val="es-CO"/>
+        </w:rPr>
+      </w:pPr>
+      <w:r>
+        <w:rPr>
+          <w:rFonts w:cs="Arial"/>
+          <w:bCs/>
+          <w:szCs w:val="24"/>
+          <w:lang w:val="es-CO"/>
+        </w:rPr>
+        <w:t>La valoración del rendimiento eléctrico simplemente en términos de potencia eléctrica generada y estabilidad en las RPM, o el acoplamiento a redes de gran escala compatible</w:t>
+      </w:r>
+    </w:p>
+    <w:p>
+      <w:pPr>
+        <w:pStyle w:val="Prrafodelista"/>
+        <w:numPr>
+          <w:ilvl w:val="0"/>
+          <w:numId w:val="26"/>
+        </w:numPr>
+        <w:tabs>
+          <w:tab w:val="left" w:pos="2552"/>
+        </w:tabs>
+        <w:rPr>
+          <w:rFonts w:cs="Arial"/>
+          <w:bCs/>
+          <w:szCs w:val="24"/>
+          <w:lang w:val="es-CO"/>
+        </w:rPr>
+      </w:pPr>
+      <w:r>
+        <w:rPr>
+          <w:rFonts w:cs="Arial"/>
+          <w:bCs/>
+          <w:szCs w:val="24"/>
+          <w:lang w:val="es-CO"/>
+        </w:rPr>
+        <w:t>El estudio comparativo con un rotor Savonius normal como la referencia, dejando de lado la comparación con otros aerogeneradores de eje horizontal o con tecnologías comerciales.</w:t>
+      </w:r>
     </w:p>
     <w:p>
       <w:pPr>
@@ -2407,36 +3570,36 @@
           <w:rFonts w:cs="Arial"/>
           <w:szCs w:val="24"/>
         </w:rPr>
+        <w:t>MARCO CONCEPTUAL*</w:t>
+      </w:r>
+    </w:p>
+    <w:p>
+      <w:pPr>
+        <w:rPr>
+          <w:rFonts w:cs="Arial"/>
+          <w:szCs w:val="24"/>
+          <w:lang w:val="es-CO"/>
+        </w:rPr>
+      </w:pPr>
+    </w:p>
+    <w:p>
+      <w:pPr>
+        <w:tabs>
+          <w:tab w:val="left" w:pos="2552"/>
+        </w:tabs>
+        <w:rPr>
+          <w:rFonts w:cs="Arial"/>
+          <w:szCs w:val="24"/>
+          <w:lang w:val="es-CO"/>
+        </w:rPr>
+      </w:pPr>
+      <w:r>
+        <w:rPr>
+          <w:rFonts w:cs="Arial"/>
+          <w:szCs w:val="24"/>
+          <w:lang w:val="es-CO"/>
+        </w:rPr>
         <w:lastRenderedPageBreak/>
-        <w:t>MARCO CONCEPTUAL*</w:t>
-      </w:r>
-    </w:p>
-    <w:p>
-      <w:pPr>
-        <w:rPr>
-          <w:rFonts w:cs="Arial"/>
-          <w:szCs w:val="24"/>
-          <w:lang w:val="es-CO"/>
-        </w:rPr>
-      </w:pPr>
-    </w:p>
-    <w:p>
-      <w:pPr>
-        <w:tabs>
-          <w:tab w:val="left" w:pos="2552"/>
-        </w:tabs>
-        <w:rPr>
-          <w:rFonts w:cs="Arial"/>
-          <w:szCs w:val="24"/>
-          <w:lang w:val="es-CO"/>
-        </w:rPr>
-      </w:pPr>
-      <w:r>
-        <w:rPr>
-          <w:rFonts w:cs="Arial"/>
-          <w:szCs w:val="24"/>
-          <w:lang w:val="es-CO"/>
-        </w:rPr>
         <w:t>Se usa cuando se requiere aclarar conceptos con connotación distinta a la usualmente reconocida.  No es un glosario.</w:t>
       </w:r>
     </w:p>
@@ -2767,69 +3930,135 @@
         <w:rPr>
           <w:rFonts w:cs="Arial"/>
           <w:szCs w:val="24"/>
-        </w:rPr>
-      </w:pPr>
-      <w:r>
-        <w:rPr>
-          <w:rFonts w:cs="Arial"/>
-          <w:szCs w:val="24"/>
           <w:lang w:val="en-US"/>
         </w:rPr>
-        <w:t xml:space="preserve">[1] Prince, S. A., Badalamenti, C., &amp; Georgiev, D. (2021). Experimental investigation of a variable </w:t>
-      </w:r>
-      <w:proofErr w:type="gramStart"/>
+      </w:pPr>
       <w:r>
         <w:rPr>
           <w:rFonts w:cs="Arial"/>
           <w:szCs w:val="24"/>
           <w:lang w:val="en-US"/>
         </w:rPr>
-        <w:t>geometry</w:t>
-      </w:r>
-      <w:proofErr w:type="gramEnd"/>
-      <w:r>
-        <w:rPr>
-          <w:rFonts w:cs="Arial"/>
-          <w:szCs w:val="24"/>
-          <w:lang w:val="en-US"/>
-        </w:rPr>
-        <w:t xml:space="preserve"> vertical axis wind turbine. </w:t>
-      </w:r>
-      <w:proofErr w:type="spellStart"/>
+        <w:t xml:space="preserve">[1] Prince, S. A., Badalamenti, C., &amp; Georgiev, D. (2021). Experimental investigation of a variable geometry vertical axis wind turbine. </w:t>
+      </w:r>
       <w:r>
         <w:rPr>
           <w:rFonts w:cs="Arial"/>
           <w:i/>
           <w:iCs/>
           <w:szCs w:val="24"/>
-        </w:rPr>
-        <w:t>Wind</w:t>
-      </w:r>
-      <w:proofErr w:type="spellEnd"/>
+          <w:lang w:val="en-US"/>
+        </w:rPr>
+        <w:t>Wind Engineering</w:t>
+      </w:r>
+      <w:r>
+        <w:rPr>
+          <w:rFonts w:cs="Arial"/>
+          <w:szCs w:val="24"/>
+          <w:lang w:val="en-US"/>
+        </w:rPr>
+        <w:t xml:space="preserve">, </w:t>
+      </w:r>
       <w:r>
         <w:rPr>
           <w:rFonts w:cs="Arial"/>
           <w:i/>
           <w:iCs/>
           <w:szCs w:val="24"/>
-        </w:rPr>
-        <w:t xml:space="preserve"> </w:t>
-      </w:r>
-      <w:proofErr w:type="spellStart"/>
+          <w:lang w:val="en-US"/>
+        </w:rPr>
+        <w:t>45</w:t>
+      </w:r>
+      <w:r>
+        <w:rPr>
+          <w:rFonts w:cs="Arial"/>
+          <w:szCs w:val="24"/>
+          <w:lang w:val="en-US"/>
+        </w:rPr>
+        <w:t xml:space="preserve">(4), 904–920. </w:t>
+      </w:r>
+      <w:r>
+        <w:fldChar w:fldCharType="begin"/>
+      </w:r>
+      <w:r>
+        <w:rPr>
+          <w:lang w:val="en-US"/>
+        </w:rPr>
+        <w:instrText>HYPERLINK "https://doi.org/10.1177/0309524X20935134"</w:instrText>
+      </w:r>
+      <w:r>
+        <w:fldChar w:fldCharType="separate"/>
+      </w:r>
+      <w:r>
+        <w:rPr>
+          <w:rStyle w:val="Hipervnculo"/>
+          <w:rFonts w:cs="Arial"/>
+          <w:szCs w:val="24"/>
+          <w:lang w:val="en-US"/>
+        </w:rPr>
+        <w:t>https://doi.org/10.1177/0309524X20935134</w:t>
+      </w:r>
+      <w:r>
+        <w:fldChar w:fldCharType="end"/>
+      </w:r>
+    </w:p>
+    <w:p>
+      <w:pPr>
+        <w:rPr>
+          <w:rFonts w:cs="Arial"/>
+          <w:szCs w:val="24"/>
+          <w:lang w:val="en-US"/>
+        </w:rPr>
+      </w:pPr>
+    </w:p>
+    <w:p>
+      <w:pPr>
+        <w:rPr>
+          <w:rFonts w:cs="Arial"/>
+          <w:szCs w:val="24"/>
+          <w:lang w:val="en-US"/>
+        </w:rPr>
+      </w:pPr>
+    </w:p>
+    <w:p>
+      <w:pPr>
+        <w:rPr>
+          <w:rFonts w:cs="Arial"/>
+          <w:szCs w:val="24"/>
+          <w:lang w:val="en-US"/>
+        </w:rPr>
+      </w:pPr>
+      <w:r>
+        <w:rPr>
+          <w:rFonts w:cs="Arial"/>
+          <w:szCs w:val="24"/>
+          <w:lang w:val="en-US"/>
+        </w:rPr>
+        <w:t xml:space="preserve">[2] Ramirez Camacho, R. G., Suárez, W. D., Tiago Filho, G. L., Netto, D. C., Miranda, L. F., &amp; Vasconcelos, G. (2022). </w:t>
+      </w:r>
+      <w:r>
+        <w:rPr>
+          <w:rFonts w:cs="Arial"/>
+          <w:szCs w:val="24"/>
+          <w:lang w:val="en-US"/>
+        </w:rPr>
+        <w:t xml:space="preserve">Study of the Behavior of a Vertical Axis Eolic Turbine with Articulated Blades. </w:t>
+      </w:r>
       <w:r>
         <w:rPr>
           <w:rFonts w:cs="Arial"/>
           <w:i/>
           <w:iCs/>
           <w:szCs w:val="24"/>
-        </w:rPr>
-        <w:t>Engineering</w:t>
-      </w:r>
-      <w:proofErr w:type="spellEnd"/>
-      <w:r>
-        <w:rPr>
-          <w:rFonts w:cs="Arial"/>
-          <w:szCs w:val="24"/>
+          <w:lang w:val="en-US"/>
+        </w:rPr>
+        <w:t>Journal of Applied Fluid Mechanics</w:t>
+      </w:r>
+      <w:r>
+        <w:rPr>
+          <w:rFonts w:cs="Arial"/>
+          <w:szCs w:val="24"/>
+          <w:lang w:val="en-US"/>
         </w:rPr>
         <w:t xml:space="preserve">, </w:t>
       </w:r>
@@ -2839,112 +4068,40 @@
           <w:i/>
           <w:iCs/>
           <w:szCs w:val="24"/>
-        </w:rPr>
-        <w:t>45</w:t>
-      </w:r>
-      <w:r>
-        <w:rPr>
-          <w:rFonts w:cs="Arial"/>
-          <w:szCs w:val="24"/>
-        </w:rPr>
-        <w:t xml:space="preserve">(4), 904–920. </w:t>
-      </w:r>
-      <w:hyperlink r:id="rId6" w:history="1">
-        <w:r>
-          <w:rPr>
-            <w:rStyle w:val="Hipervnculo"/>
-            <w:rFonts w:cs="Arial"/>
-            <w:szCs w:val="24"/>
-          </w:rPr>
-          <w:t>https://doi.org/10.1177/0309524X20935134</w:t>
-        </w:r>
-      </w:hyperlink>
-    </w:p>
-    <w:p>
-      <w:pPr>
-        <w:rPr>
-          <w:rFonts w:cs="Arial"/>
-          <w:szCs w:val="24"/>
-        </w:rPr>
-      </w:pPr>
-    </w:p>
-    <w:p>
-      <w:pPr>
-        <w:rPr>
-          <w:rFonts w:cs="Arial"/>
-          <w:szCs w:val="24"/>
-        </w:rPr>
-      </w:pPr>
-    </w:p>
-    <w:p>
-      <w:pPr>
-        <w:rPr>
-          <w:rFonts w:cs="Arial"/>
-          <w:szCs w:val="24"/>
-        </w:rPr>
-      </w:pPr>
-      <w:r>
-        <w:rPr>
-          <w:rFonts w:cs="Arial"/>
-          <w:szCs w:val="24"/>
-        </w:rPr>
-        <w:t xml:space="preserve">[2] </w:t>
-      </w:r>
-      <w:proofErr w:type="spellStart"/>
-      <w:r>
-        <w:rPr>
-          <w:rFonts w:cs="Arial"/>
-          <w:szCs w:val="24"/>
-        </w:rPr>
-        <w:t>Ramirez</w:t>
-      </w:r>
-      <w:proofErr w:type="spellEnd"/>
-      <w:r>
-        <w:rPr>
-          <w:rFonts w:cs="Arial"/>
-          <w:szCs w:val="24"/>
-        </w:rPr>
-        <w:t xml:space="preserve"> Camacho, R. G., Suárez, W. D., Tiago </w:t>
-      </w:r>
-      <w:proofErr w:type="spellStart"/>
-      <w:r>
-        <w:rPr>
-          <w:rFonts w:cs="Arial"/>
-          <w:szCs w:val="24"/>
-        </w:rPr>
-        <w:t>Filho</w:t>
-      </w:r>
-      <w:proofErr w:type="spellEnd"/>
-      <w:r>
-        <w:rPr>
-          <w:rFonts w:cs="Arial"/>
-          <w:szCs w:val="24"/>
-        </w:rPr>
-        <w:t xml:space="preserve">, G. L., </w:t>
-      </w:r>
-      <w:proofErr w:type="spellStart"/>
-      <w:r>
-        <w:rPr>
-          <w:rFonts w:cs="Arial"/>
-          <w:szCs w:val="24"/>
-        </w:rPr>
-        <w:t>Netto</w:t>
-      </w:r>
-      <w:proofErr w:type="spellEnd"/>
-      <w:r>
-        <w:rPr>
-          <w:rFonts w:cs="Arial"/>
-          <w:szCs w:val="24"/>
-        </w:rPr>
-        <w:t xml:space="preserve">, D. C., Miranda, L. F., &amp; Vasconcelos, G. (2022). </w:t>
-      </w:r>
-      <w:r>
-        <w:rPr>
-          <w:rFonts w:cs="Arial"/>
-          <w:szCs w:val="24"/>
           <w:lang w:val="en-US"/>
         </w:rPr>
-        <w:t xml:space="preserve">Study of the Behavior of a Vertical Axis Eolic Turbine with Articulated Blades. </w:t>
+        <w:t>15</w:t>
+      </w:r>
+      <w:r>
+        <w:rPr>
+          <w:rFonts w:cs="Arial"/>
+          <w:szCs w:val="24"/>
+          <w:lang w:val="en-US"/>
+        </w:rPr>
+        <w:t>(2), 603–615. https://doi.org/10.47176/jafm.15.02.32959</w:t>
+      </w:r>
+    </w:p>
+    <w:p>
+      <w:pPr>
+        <w:rPr>
+          <w:lang w:val="en-US"/>
+        </w:rPr>
+      </w:pPr>
+    </w:p>
+    <w:p>
+      <w:pPr>
+        <w:rPr>
+          <w:rFonts w:cs="Arial"/>
+          <w:szCs w:val="24"/>
+        </w:rPr>
+      </w:pPr>
+      <w:r>
+        <w:rPr>
+          <w:rFonts w:cs="Arial"/>
+          <w:szCs w:val="24"/>
+          <w:lang w:val="en-US"/>
+        </w:rPr>
+        <w:t xml:space="preserve">[3] Zhao, Z., Li, Y., Zhang, B., Wang, C., Yan, Z., &amp; Wang, Q. (2022). Design and Analysis of a Novel Adjustable SVAWT for Wind Energy Harvesting in New Energy Vehicle. </w:t>
       </w:r>
       <w:r>
         <w:rPr>
@@ -2953,113 +4110,7 @@
           <w:iCs/>
           <w:szCs w:val="24"/>
         </w:rPr>
-        <w:t xml:space="preserve">Journal of </w:t>
-      </w:r>
-      <w:proofErr w:type="spellStart"/>
-      <w:r>
-        <w:rPr>
-          <w:rFonts w:cs="Arial"/>
-          <w:i/>
-          <w:iCs/>
-          <w:szCs w:val="24"/>
-        </w:rPr>
-        <w:t>Applied</w:t>
-      </w:r>
-      <w:proofErr w:type="spellEnd"/>
-      <w:r>
-        <w:rPr>
-          <w:rFonts w:cs="Arial"/>
-          <w:i/>
-          <w:iCs/>
-          <w:szCs w:val="24"/>
-        </w:rPr>
-        <w:t xml:space="preserve"> Fluid </w:t>
-      </w:r>
-      <w:proofErr w:type="spellStart"/>
-      <w:r>
-        <w:rPr>
-          <w:rFonts w:cs="Arial"/>
-          <w:i/>
-          <w:iCs/>
-          <w:szCs w:val="24"/>
-        </w:rPr>
-        <w:t>Mechanics</w:t>
-      </w:r>
-      <w:proofErr w:type="spellEnd"/>
-      <w:r>
-        <w:rPr>
-          <w:rFonts w:cs="Arial"/>
-          <w:szCs w:val="24"/>
-        </w:rPr>
-        <w:t xml:space="preserve">, </w:t>
-      </w:r>
-      <w:r>
-        <w:rPr>
-          <w:rFonts w:cs="Arial"/>
-          <w:i/>
-          <w:iCs/>
-          <w:szCs w:val="24"/>
-        </w:rPr>
-        <w:t>15</w:t>
-      </w:r>
-      <w:r>
-        <w:rPr>
-          <w:rFonts w:cs="Arial"/>
-          <w:szCs w:val="24"/>
-        </w:rPr>
-        <w:t>(2), 603–615. https://doi.org/10.47176/jafm.15.02.32959</w:t>
-      </w:r>
-    </w:p>
-    <w:p>
-      <w:pPr>
-        <w:rPr>
-          <w:lang w:val="es-CO"/>
-        </w:rPr>
-      </w:pPr>
-    </w:p>
-    <w:p>
-      <w:pPr>
-        <w:rPr>
-          <w:rFonts w:cs="Arial"/>
-          <w:szCs w:val="24"/>
-        </w:rPr>
-      </w:pPr>
-      <w:r>
-        <w:rPr>
-          <w:rFonts w:cs="Arial"/>
-          <w:szCs w:val="24"/>
-          <w:lang w:val="en-US"/>
-        </w:rPr>
-        <w:t xml:space="preserve">[3] Zhao, Z., Li, Y., Zhang, B., Wang, C., Yan, Z., &amp; Wang, Q. (2022). Design and Analysis of a Novel Adjustable SVAWT for Wind Energy Harvesting in New Energy Vehicle. </w:t>
-      </w:r>
-      <w:r>
-        <w:rPr>
-          <w:rFonts w:cs="Arial"/>
-          <w:i/>
-          <w:iCs/>
-          <w:szCs w:val="24"/>
-        </w:rPr>
-        <w:t xml:space="preserve">World Electric </w:t>
-      </w:r>
-      <w:proofErr w:type="spellStart"/>
-      <w:r>
-        <w:rPr>
-          <w:rFonts w:cs="Arial"/>
-          <w:i/>
-          <w:iCs/>
-          <w:szCs w:val="24"/>
-        </w:rPr>
-        <w:t>Vehicle</w:t>
-      </w:r>
-      <w:proofErr w:type="spellEnd"/>
-      <w:r>
-        <w:rPr>
-          <w:rFonts w:cs="Arial"/>
-          <w:i/>
-          <w:iCs/>
-          <w:szCs w:val="24"/>
-        </w:rPr>
-        <w:t xml:space="preserve"> Journal</w:t>
+        <w:t>World Electric Vehicle Journal</w:t>
       </w:r>
       <w:r>
         <w:rPr>
@@ -3160,6 +4211,7 @@
                 <w:szCs w:val="24"/>
                 <w:lang w:val="es-CO"/>
               </w:rPr>
+              <w:lastRenderedPageBreak/>
               <w:t xml:space="preserve">FIRMA EVALUADOR </w:t>
             </w:r>
             <w:r>
@@ -6368,6 +7420,119 @@
     </w:lvl>
   </w:abstractNum>
   <w:abstractNum w:abstractNumId="25" w15:restartNumberingAfterBreak="0">
+    <w:nsid w:val="782023D5"/>
+    <w:multiLevelType w:val="multilevel"/>
+    <w:tmpl w:val="9A2E75A2"/>
+    <w:lvl w:ilvl="0">
+      <w:start w:val="1"/>
+      <w:numFmt w:val="decimal"/>
+      <w:lvlText w:val="%1"/>
+      <w:lvlJc w:val="left"/>
+      <w:pPr>
+        <w:ind w:left="405" w:hanging="405"/>
+      </w:pPr>
+      <w:rPr>
+        <w:rFonts w:hint="default"/>
+      </w:rPr>
+    </w:lvl>
+    <w:lvl w:ilvl="1">
+      <w:start w:val="1"/>
+      <w:numFmt w:val="decimal"/>
+      <w:lvlText w:val="%1.%2"/>
+      <w:lvlJc w:val="left"/>
+      <w:pPr>
+        <w:ind w:left="405" w:hanging="405"/>
+      </w:pPr>
+      <w:rPr>
+        <w:rFonts w:hint="default"/>
+      </w:rPr>
+    </w:lvl>
+    <w:lvl w:ilvl="2">
+      <w:start w:val="1"/>
+      <w:numFmt w:val="decimal"/>
+      <w:lvlText w:val="%1.%2.%3"/>
+      <w:lvlJc w:val="left"/>
+      <w:pPr>
+        <w:ind w:left="720" w:hanging="720"/>
+      </w:pPr>
+      <w:rPr>
+        <w:rFonts w:hint="default"/>
+      </w:rPr>
+    </w:lvl>
+    <w:lvl w:ilvl="3">
+      <w:start w:val="1"/>
+      <w:numFmt w:val="decimal"/>
+      <w:lvlText w:val="%1.%2.%3.%4"/>
+      <w:lvlJc w:val="left"/>
+      <w:pPr>
+        <w:ind w:left="1080" w:hanging="1080"/>
+      </w:pPr>
+      <w:rPr>
+        <w:rFonts w:hint="default"/>
+      </w:rPr>
+    </w:lvl>
+    <w:lvl w:ilvl="4">
+      <w:start w:val="1"/>
+      <w:numFmt w:val="decimal"/>
+      <w:lvlText w:val="%1.%2.%3.%4.%5"/>
+      <w:lvlJc w:val="left"/>
+      <w:pPr>
+        <w:ind w:left="1080" w:hanging="1080"/>
+      </w:pPr>
+      <w:rPr>
+        <w:rFonts w:hint="default"/>
+      </w:rPr>
+    </w:lvl>
+    <w:lvl w:ilvl="5">
+      <w:start w:val="1"/>
+      <w:numFmt w:val="decimal"/>
+      <w:lvlText w:val="%1.%2.%3.%4.%5.%6"/>
+      <w:lvlJc w:val="left"/>
+      <w:pPr>
+        <w:ind w:left="1440" w:hanging="1440"/>
+      </w:pPr>
+      <w:rPr>
+        <w:rFonts w:hint="default"/>
+      </w:rPr>
+    </w:lvl>
+    <w:lvl w:ilvl="6">
+      <w:start w:val="1"/>
+      <w:numFmt w:val="decimal"/>
+      <w:lvlText w:val="%1.%2.%3.%4.%5.%6.%7"/>
+      <w:lvlJc w:val="left"/>
+      <w:pPr>
+        <w:ind w:left="1440" w:hanging="1440"/>
+      </w:pPr>
+      <w:rPr>
+        <w:rFonts w:hint="default"/>
+      </w:rPr>
+    </w:lvl>
+    <w:lvl w:ilvl="7">
+      <w:start w:val="1"/>
+      <w:numFmt w:val="decimal"/>
+      <w:lvlText w:val="%1.%2.%3.%4.%5.%6.%7.%8"/>
+      <w:lvlJc w:val="left"/>
+      <w:pPr>
+        <w:ind w:left="1800" w:hanging="1800"/>
+      </w:pPr>
+      <w:rPr>
+        <w:rFonts w:hint="default"/>
+      </w:rPr>
+    </w:lvl>
+    <w:lvl w:ilvl="8">
+      <w:start w:val="1"/>
+      <w:numFmt w:val="decimal"/>
+      <w:lvlText w:val="%1.%2.%3.%4.%5.%6.%7.%8.%9"/>
+      <w:lvlJc w:val="left"/>
+      <w:pPr>
+        <w:ind w:left="1800" w:hanging="1800"/>
+      </w:pPr>
+      <w:rPr>
+        <w:rFonts w:hint="default"/>
+      </w:rPr>
+    </w:lvl>
+  </w:abstractNum>
+  <w:abstractNum w:abstractNumId="26" w15:restartNumberingAfterBreak="0">
     <w:nsid w:val="7A304329"/>
     <w:multiLevelType w:val="hybridMultilevel"/>
     <w:tmpl w:val="B60C8552"/>
@@ -6456,7 +7621,7 @@
       </w:pPr>
     </w:lvl>
   </w:abstractNum>
-  <w:abstractNum w:abstractNumId="26" w15:restartNumberingAfterBreak="0">
+  <w:abstractNum w:abstractNumId="27" w15:restartNumberingAfterBreak="0">
     <w:nsid w:val="7C7B4B7B"/>
     <w:multiLevelType w:val="multilevel"/>
     <w:tmpl w:val="9A24D910"/>
@@ -6569,7 +7734,7 @@
       </w:rPr>
     </w:lvl>
   </w:abstractNum>
-  <w:abstractNum w:abstractNumId="27" w15:restartNumberingAfterBreak="0">
+  <w:abstractNum w:abstractNumId="28" w15:restartNumberingAfterBreak="0">
     <w:nsid w:val="7EE97796"/>
     <w:multiLevelType w:val="multilevel"/>
     <w:tmpl w:val="9A24D910"/>
@@ -6716,7 +7881,7 @@
     <w:abstractNumId w:val="11"/>
   </w:num>
   <w:num w:numId="12" w16cid:durableId="58408290">
-    <w:abstractNumId w:val="26"/>
+    <w:abstractNumId w:val="27"/>
   </w:num>
   <w:num w:numId="13" w16cid:durableId="985084323">
     <w:abstractNumId w:val="19"/>
@@ -6725,10 +7890,10 @@
     <w:abstractNumId w:val="6"/>
   </w:num>
   <w:num w:numId="15" w16cid:durableId="280498059">
-    <w:abstractNumId w:val="27"/>
+    <w:abstractNumId w:val="28"/>
   </w:num>
   <w:num w:numId="16" w16cid:durableId="1699892380">
-    <w:abstractNumId w:val="25"/>
+    <w:abstractNumId w:val="26"/>
   </w:num>
   <w:num w:numId="17" w16cid:durableId="908733990">
     <w:abstractNumId w:val="3"/>
@@ -6765,6 +7930,9 @@
   </w:num>
   <w:num w:numId="28" w16cid:durableId="1178930846">
     <w:abstractNumId w:val="4"/>
+  </w:num>
+  <w:num w:numId="29" w16cid:durableId="458836789">
+    <w:abstractNumId w:val="25"/>
   </w:num>
 </w:numbering>
 </file>
